--- a/cv/Lebenslauf_Flutter_Mobil_DE_Iheb_Meftah.docx
+++ b/cv/Lebenslauf_Flutter_Mobil_DE_Iheb_Meftah.docx
@@ -106,11 +106,14 @@
           <w:t>ihebmeftah666@gmail.com</w:t>
         </w:r>
       </w:hyperlink>
-    </w:p>
-    <w:p>
-      <w:pPr>
-        <w:spacing w:before="0" w:after="0" w:line="240" w:lineRule="auto"/>
-      </w:pPr>
+      <w:r>
+        <w:rPr>
+          <w:rFonts w:ascii="Calibri" w:hAnsi="Calibri" w:eastAsia="Calibri"/>
+          <w:b w:val="0"/>
+          <w:sz w:val="22"/>
+        </w:rPr>
+        <w:t xml:space="preserve">    </w:t>
+      </w:r>
       <w:r>
         <w:rPr>
           <w:rFonts w:ascii="Calibri" w:hAnsi="Calibri" w:eastAsia="Calibri"/>
@@ -130,28 +133,7 @@
     </w:p>
     <w:p>
       <w:pPr>
-        <w:spacing w:before="0" w:after="0" w:line="240" w:lineRule="auto"/>
-      </w:pPr>
-      <w:r>
-        <w:rPr>
-          <w:rFonts w:ascii="Calibri" w:hAnsi="Calibri" w:eastAsia="Calibri"/>
-          <w:b/>
-          <w:sz w:val="22"/>
-        </w:rPr>
-        <w:t xml:space="preserve">Wohnort: </w:t>
-      </w:r>
-      <w:r>
-        <w:rPr>
-          <w:rFonts w:ascii="Calibri" w:hAnsi="Calibri" w:eastAsia="Calibri"/>
-          <w:b w:val="0"/>
-          <w:sz w:val="22"/>
-        </w:rPr>
-        <w:t>Kirchhain, Deutschland</w:t>
-      </w:r>
-    </w:p>
-    <w:p>
-      <w:pPr>
-        <w:spacing w:before="0" w:after="0" w:line="240" w:lineRule="auto"/>
+        <w:spacing w:before="0" w:after="40" w:line="240" w:lineRule="auto"/>
       </w:pPr>
       <w:r>
         <w:rPr>
@@ -172,11 +154,14 @@
           <w:t>linkedin.com/in/ihebmeftah666</w:t>
         </w:r>
       </w:hyperlink>
-    </w:p>
-    <w:p>
-      <w:pPr>
-        <w:spacing w:before="0" w:after="0" w:line="240" w:lineRule="auto"/>
-      </w:pPr>
+      <w:r>
+        <w:rPr>
+          <w:rFonts w:ascii="Calibri" w:hAnsi="Calibri" w:eastAsia="Calibri"/>
+          <w:b w:val="0"/>
+          <w:sz w:val="22"/>
+        </w:rPr>
+        <w:t xml:space="preserve">    </w:t>
+      </w:r>
       <w:r>
         <w:rPr>
           <w:rFonts w:ascii="Calibri" w:hAnsi="Calibri" w:eastAsia="Calibri"/>
@@ -196,11 +181,14 @@
           <w:t>github.com/ihebmeftah</w:t>
         </w:r>
       </w:hyperlink>
-    </w:p>
-    <w:p>
-      <w:pPr>
-        <w:spacing w:before="0" w:after="0" w:line="240" w:lineRule="auto"/>
-      </w:pPr>
+      <w:r>
+        <w:rPr>
+          <w:rFonts w:ascii="Calibri" w:hAnsi="Calibri" w:eastAsia="Calibri"/>
+          <w:b w:val="0"/>
+          <w:sz w:val="22"/>
+        </w:rPr>
+        <w:t xml:space="preserve">    </w:t>
+      </w:r>
       <w:r>
         <w:rPr>
           <w:rFonts w:ascii="Calibri" w:hAnsi="Calibri" w:eastAsia="Calibri"/>
@@ -242,7 +230,7 @@
           <w:b w:val="0"/>
           <w:sz w:val="22"/>
         </w:rPr>
-        <w:t>Mobile-Entwickler mit Schwerpunkt Flutter und Dart, wohnhaft in Kirchhain. Seit Juni 2022 Team Lead bei EdTrust für vier Flutter-Anwendungen für Lehrkräfte, Schüler, Eltern und Schulverwaltung. Vertragsprojekte: Inventar mit Offline-Synchronisation und Barcode-Erfassung, eine Lernanwendung mit dem British Council sowie Pannenhilfe mit Karte und Standort. Stack: Dart, Firebase, REST-APIs, CI/CD, GetX, BLoC und Serverpod.</w:t>
+        <w:t>Mobile-Entwickler in Deutschland, auf der Suche nach einer neuen Position und einem neuen Beitrag. Ich liefere Flutter-Anwendungen für iOS und Android, von der Funktion bis zum Release, und bringe auch Java und Systemdesign mit. Bei EdTrust habe ich EdTeacher, EdManager, EdStudent und EdParent geleitet.</w:t>
       </w:r>
     </w:p>
     <w:p>
@@ -266,7 +254,7 @@
           <w:b/>
           <w:sz w:val="24"/>
         </w:rPr>
-        <w:t>Mobile Team Lead</w:t>
+        <w:t>Flutter Lead (Vollzeit)</w:t>
       </w:r>
       <w:r>
         <w:rPr>
@@ -282,7 +270,7 @@
           <w:b w:val="0"/>
           <w:sz w:val="22"/>
         </w:rPr>
-        <w:t>Juni 2022 – heute</w:t>
+        <w:t>Juli 2024 – heute</w:t>
       </w:r>
     </w:p>
     <w:p>
@@ -309,7 +297,119 @@
           <w:b w:val="0"/>
           <w:sz w:val="22"/>
         </w:rPr>
-        <w:t>Leitet das mobile Team und die Auslieferung von vier Flutter-Anwendungen für Lehrkräfte, Schüler, Eltern und die Schulverwaltung. Die Arbeit umfasst eine skalierbare Architektur, Firebase, CI/CD-Pipelines und API-Anbindungen, von der Funktion bis zum Release für iOS und Android.</w:t>
+        <w:t>Flutter Lead in Vollzeit, hybrid. Leitung der Entwicklung und Auslieferung von EdTeacher, EdManager, EdStudent und EdParent. Die Apps nutzen Tausende Lehrkräfte, Schüler, Schulverwalter und Eltern für Kommunikation und Betreuung. Die Arbeit umfasst Systemdesign, eine skalierbare Architektur, Flutter, GetX, Firebase, CI/CD und API-Anbindungen bis zum Release für iOS und Android.</w:t>
+      </w:r>
+    </w:p>
+    <w:p>
+      <w:pPr>
+        <w:spacing w:before="160" w:after="0" w:line="252" w:lineRule="auto"/>
+      </w:pPr>
+      <w:r>
+        <w:rPr>
+          <w:rFonts w:ascii="Calibri" w:hAnsi="Calibri" w:eastAsia="Calibri"/>
+          <w:b/>
+          <w:sz w:val="24"/>
+        </w:rPr>
+        <w:t>Flutter-Entwickler (Teilzeit)</w:t>
+      </w:r>
+      <w:r>
+        <w:rPr>
+          <w:rFonts w:ascii="Calibri" w:hAnsi="Calibri" w:eastAsia="Calibri"/>
+          <w:b w:val="0"/>
+          <w:sz w:val="24"/>
+        </w:rPr>
+        <w:t xml:space="preserve">  |  </w:t>
+      </w:r>
+      <w:r>
+        <w:rPr>
+          <w:rFonts w:ascii="Calibri" w:hAnsi="Calibri" w:eastAsia="Calibri"/>
+          <w:b w:val="0"/>
+          <w:sz w:val="22"/>
+        </w:rPr>
+        <w:t>September 2022 – Juli 2024</w:t>
+      </w:r>
+    </w:p>
+    <w:p>
+      <w:pPr>
+        <w:spacing w:before="0" w:after="20" w:line="252" w:lineRule="auto"/>
+      </w:pPr>
+      <w:r>
+        <w:rPr>
+          <w:rFonts w:ascii="Calibri" w:hAnsi="Calibri" w:eastAsia="Calibri"/>
+          <w:b w:val="0"/>
+          <w:color w:val="3F3F3F"/>
+          <w:sz w:val="22"/>
+        </w:rPr>
+        <w:t>EdTrust, Tunis</w:t>
+      </w:r>
+    </w:p>
+    <w:p>
+      <w:pPr>
+        <w:spacing w:before="20" w:after="40" w:line="252" w:lineRule="auto"/>
+      </w:pPr>
+      <w:r>
+        <w:rPr>
+          <w:rFonts w:ascii="Calibri" w:hAnsi="Calibri" w:eastAsia="Calibri"/>
+          <w:b w:val="0"/>
+          <w:sz w:val="22"/>
+        </w:rPr>
+        <w:t>Flutter-Entwickler in Teilzeit, remote, an den EdTrust-Anwendungen. Funktionen entwickelt, APIs angebunden und Releases für iOS und Android unterstützt.</w:t>
+      </w:r>
+    </w:p>
+    <w:p>
+      <w:pPr>
+        <w:spacing w:before="160" w:after="0" w:line="252" w:lineRule="auto"/>
+      </w:pPr>
+      <w:r>
+        <w:rPr>
+          <w:rFonts w:ascii="Calibri" w:hAnsi="Calibri" w:eastAsia="Calibri"/>
+          <w:b/>
+          <w:sz w:val="24"/>
+        </w:rPr>
+        <w:t>Flutter-Praktikant</w:t>
+      </w:r>
+      <w:r>
+        <w:rPr>
+          <w:rFonts w:ascii="Calibri" w:hAnsi="Calibri" w:eastAsia="Calibri"/>
+          <w:b w:val="0"/>
+          <w:sz w:val="24"/>
+        </w:rPr>
+        <w:t xml:space="preserve">  |  </w:t>
+      </w:r>
+      <w:r>
+        <w:rPr>
+          <w:rFonts w:ascii="Calibri" w:hAnsi="Calibri" w:eastAsia="Calibri"/>
+          <w:b w:val="0"/>
+          <w:sz w:val="22"/>
+        </w:rPr>
+        <w:t>Juni 2022 – August 2022</w:t>
+      </w:r>
+    </w:p>
+    <w:p>
+      <w:pPr>
+        <w:spacing w:before="0" w:after="20" w:line="252" w:lineRule="auto"/>
+      </w:pPr>
+      <w:r>
+        <w:rPr>
+          <w:rFonts w:ascii="Calibri" w:hAnsi="Calibri" w:eastAsia="Calibri"/>
+          <w:b w:val="0"/>
+          <w:color w:val="3F3F3F"/>
+          <w:sz w:val="22"/>
+        </w:rPr>
+        <w:t>EdTrust, Tunis</w:t>
+      </w:r>
+    </w:p>
+    <w:p>
+      <w:pPr>
+        <w:spacing w:before="20" w:after="40" w:line="252" w:lineRule="auto"/>
+      </w:pPr>
+      <w:r>
+        <w:rPr>
+          <w:rFonts w:ascii="Calibri" w:hAnsi="Calibri" w:eastAsia="Calibri"/>
+          <w:b w:val="0"/>
+          <w:sz w:val="22"/>
+        </w:rPr>
+        <w:t>Flutter-Entwickler im Praktikum im mobilen Team. An Flutter-Anwendungen für Lehrkräfte, Schüler, Eltern und die Schulverwaltung mitgearbeitet.</w:t>
       </w:r>
     </w:p>
     <w:p>
@@ -547,34 +647,28 @@
     </w:p>
     <w:p>
       <w:pPr>
-        <w:spacing w:before="120" w:after="0" w:line="252" w:lineRule="auto"/>
+        <w:spacing w:before="120" w:after="40" w:line="252" w:lineRule="auto"/>
       </w:pPr>
-      <w:r>
-        <w:rPr>
-          <w:rFonts w:ascii="Calibri" w:hAnsi="Calibri" w:eastAsia="Calibri"/>
-          <w:b/>
-          <w:sz w:val="24"/>
-        </w:rPr>
-        <w:t>Sip &amp; Sync POS</w:t>
-      </w:r>
-    </w:p>
-    <w:p>
-      <w:pPr>
-        <w:spacing w:before="0" w:after="0" w:line="252" w:lineRule="auto"/>
-      </w:pPr>
+      <w:hyperlink r:id="rId14">
+        <w:r>
+          <w:rPr>
+            <w:color w:val="0B3A82"/>
+            <w:u w:val="single"/>
+            <w:sz w:val="24"/>
+            <w:rFonts w:ascii="Calibri" w:hAnsi="Calibri"/>
+            <w:b/>
+          </w:rPr>
+          <w:t>Sip &amp; Sync POS</w:t>
+        </w:r>
+      </w:hyperlink>
       <w:r>
         <w:rPr>
           <w:rFonts w:ascii="Calibri" w:hAnsi="Calibri" w:eastAsia="Calibri"/>
           <w:b w:val="0"/>
           <w:sz w:val="22"/>
         </w:rPr>
-        <w:t>Flutter, Dart und Serverpod. Kassensystem für Cafés mit mehreren Standorten, Echtzeit-Bestellungen und Bestände. Serverpod Flutter Hackathon (Devpost).</w:t>
+        <w:t xml:space="preserve"> — </w:t>
       </w:r>
-    </w:p>
-    <w:p>
-      <w:pPr>
-        <w:spacing w:before="0" w:after="20" w:line="252" w:lineRule="auto"/>
-      </w:pPr>
       <w:hyperlink r:id="rId14">
         <w:r>
           <w:rPr>
@@ -583,40 +677,34 @@
             <w:sz w:val="22"/>
             <w:rFonts w:ascii="Calibri" w:hAnsi="Calibri"/>
           </w:rPr>
-          <w:t>github.com/ihebmeftah/sip_sync</w:t>
+          <w:t>Flutter, Dart und Serverpod. Kassensystem für Cafés mit mehreren Standorten, Echtzeit-Bestellungen und Bestände. Serverpod Flutter Hackathon (Devpost).</w:t>
         </w:r>
       </w:hyperlink>
     </w:p>
     <w:p>
       <w:pPr>
-        <w:spacing w:before="120" w:after="0" w:line="252" w:lineRule="auto"/>
+        <w:spacing w:before="120" w:after="40" w:line="252" w:lineRule="auto"/>
       </w:pPr>
-      <w:r>
-        <w:rPr>
-          <w:rFonts w:ascii="Calibri" w:hAnsi="Calibri" w:eastAsia="Calibri"/>
-          <w:b/>
-          <w:sz w:val="24"/>
-        </w:rPr>
-        <w:t>E-Commerce-Anwendung</w:t>
-      </w:r>
-    </w:p>
-    <w:p>
-      <w:pPr>
-        <w:spacing w:before="0" w:after="0" w:line="252" w:lineRule="auto"/>
-      </w:pPr>
+      <w:hyperlink r:id="rId15">
+        <w:r>
+          <w:rPr>
+            <w:color w:val="0B3A82"/>
+            <w:u w:val="single"/>
+            <w:sz w:val="24"/>
+            <w:rFonts w:ascii="Calibri" w:hAnsi="Calibri"/>
+            <w:b/>
+          </w:rPr>
+          <w:t>E-Commerce-Anwendung</w:t>
+        </w:r>
+      </w:hyperlink>
       <w:r>
         <w:rPr>
           <w:rFonts w:ascii="Calibri" w:hAnsi="Calibri" w:eastAsia="Calibri"/>
           <w:b w:val="0"/>
           <w:sz w:val="22"/>
         </w:rPr>
-        <w:t>Flutter, GetX, Firebase und MVC für Shop-Abläufe auf Mobile und Web.</w:t>
+        <w:t xml:space="preserve"> — </w:t>
       </w:r>
-    </w:p>
-    <w:p>
-      <w:pPr>
-        <w:spacing w:before="0" w:after="20" w:line="252" w:lineRule="auto"/>
-      </w:pPr>
       <w:hyperlink r:id="rId15">
         <w:r>
           <w:rPr>
@@ -625,40 +713,34 @@
             <w:sz w:val="22"/>
             <w:rFonts w:ascii="Calibri" w:hAnsi="Calibri"/>
           </w:rPr>
-          <w:t>github.com/ihebmeftah/E-commerce-Full-App-Web-Getx---Firebase-Mvc</w:t>
+          <w:t>Flutter, GetX, Firebase und MVC für Shop-Abläufe auf Mobile und Web.</w:t>
         </w:r>
       </w:hyperlink>
     </w:p>
     <w:p>
       <w:pPr>
-        <w:spacing w:before="120" w:after="0" w:line="252" w:lineRule="auto"/>
+        <w:spacing w:before="120" w:after="40" w:line="252" w:lineRule="auto"/>
       </w:pPr>
-      <w:r>
-        <w:rPr>
-          <w:rFonts w:ascii="Calibri" w:hAnsi="Calibri" w:eastAsia="Calibri"/>
-          <w:b/>
-          <w:sz w:val="24"/>
-        </w:rPr>
-        <w:t>Film-Anwendungen</w:t>
-      </w:r>
-    </w:p>
-    <w:p>
-      <w:pPr>
-        <w:spacing w:before="0" w:after="0" w:line="252" w:lineRule="auto"/>
-      </w:pPr>
+      <w:hyperlink r:id="rId16">
+        <w:r>
+          <w:rPr>
+            <w:color w:val="0B3A82"/>
+            <w:u w:val="single"/>
+            <w:sz w:val="24"/>
+            <w:rFonts w:ascii="Calibri" w:hAnsi="Calibri"/>
+            <w:b/>
+          </w:rPr>
+          <w:t>Film-Anwendungen</w:t>
+        </w:r>
+      </w:hyperlink>
       <w:r>
         <w:rPr>
           <w:rFonts w:ascii="Calibri" w:hAnsi="Calibri" w:eastAsia="Calibri"/>
           <w:b w:val="0"/>
           <w:sz w:val="22"/>
         </w:rPr>
-        <w:t>Ein Client mit Ionic und TypeScript sowie ein nativer SwiftUI-Client.</w:t>
+        <w:t xml:space="preserve"> — </w:t>
       </w:r>
-    </w:p>
-    <w:p>
-      <w:pPr>
-        <w:spacing w:before="0" w:after="20" w:line="252" w:lineRule="auto"/>
-      </w:pPr>
       <w:hyperlink r:id="rId16">
         <w:r>
           <w:rPr>
@@ -667,7 +749,7 @@
             <w:sz w:val="22"/>
             <w:rFonts w:ascii="Calibri" w:hAnsi="Calibri"/>
           </w:rPr>
-          <w:t>github.com/ihebmeftah/movies_ionic_project</w:t>
+          <w:t>Ein Client mit Ionic und TypeScript sowie ein nativer SwiftUI-Client.</w:t>
         </w:r>
       </w:hyperlink>
     </w:p>
@@ -784,7 +866,7 @@
           <w:b w:val="0"/>
           <w:sz w:val="22"/>
         </w:rPr>
-        <w:t>TypeScript, NestJS, Express, Angular, Ionic, PostgreSQL, MongoDB</w:t>
+        <w:t>Java, Systemdesign, Softwarearchitektur, TypeScript, NestJS, Express, Angular, Ionic, PostgreSQL, MongoDB</w:t>
       </w:r>
     </w:p>
     <w:p>
